--- a/doc/CV_Raphael_Scapolan_v2.docx
+++ b/doc/CV_Raphael_Scapolan_v2.docx
@@ -300,13 +300,23 @@
               </w:rPr>
             </w:pPr>
             <w:hyperlink r:id="rId10" w:history="1">
+              <w:proofErr w:type="spellStart"/>
               <w:r>
                 <w:rPr>
                   <w:rStyle w:val="Lienhypertexte"/>
                   <w:b/>
                   <w:lang w:val="fi-FI"/>
                 </w:rPr>
-                <w:t>Mon L</w:t>
+                <w:t>Mon</w:t>
+              </w:r>
+              <w:proofErr w:type="spellEnd"/>
+              <w:r>
+                <w:rPr>
+                  <w:rStyle w:val="Lienhypertexte"/>
+                  <w:b/>
+                  <w:lang w:val="fi-FI"/>
+                </w:rPr>
+                <w:t xml:space="preserve"> L</w:t>
               </w:r>
               <w:r>
                 <w:rPr>
@@ -321,32 +331,23 @@
           <w:p>
             <w:pPr>
               <w:spacing w:after="60"/>
-              <w:rPr>
-                <w:lang w:val="fi-FI"/>
-              </w:rPr>
             </w:pPr>
+            <w:r>
+              <w:t>Découvrez mon entreprise :</w:t>
+            </w:r>
+            <w:r>
+              <w:br/>
+            </w:r>
             <w:hyperlink r:id="rId11" w:history="1">
               <w:r>
                 <w:rPr>
                   <w:rStyle w:val="Lienhypertexte"/>
                   <w:b/>
-                  <w:lang w:val="fi-FI"/>
                 </w:rPr>
-                <w:t>Mon P</w:t>
-              </w:r>
-              <w:r>
-                <w:rPr>
-                  <w:rStyle w:val="Lienhypertexte"/>
-                  <w:b/>
-                  <w:lang w:val="fi-FI"/>
-                </w:rPr>
-                <w:t>ortfolio</w:t>
+                <w:t>Quarktop Services</w:t>
               </w:r>
             </w:hyperlink>
             <w:r>
-              <w:rPr>
-                <w:lang w:val="fi-FI"/>
-              </w:rPr>
               <w:t xml:space="preserve"> </w:t>
             </w:r>
           </w:p>
@@ -436,16 +437,34 @@
             <w:pPr>
               <w:pStyle w:val="Listepuces"/>
             </w:pPr>
-            <w:r>
-              <w:t>GitLab CI/CD</w:t>
+            <w:proofErr w:type="spellStart"/>
+            <w:r>
+              <w:t>GitLab</w:t>
+            </w:r>
+            <w:proofErr w:type="spellEnd"/>
+            <w:r>
+              <w:t xml:space="preserve"> CI/CD</w:t>
             </w:r>
           </w:p>
           <w:p>
             <w:pPr>
               <w:pStyle w:val="Listepuces"/>
             </w:pPr>
-            <w:r>
-              <w:t>Specflow / Reqnroll (BDD)</w:t>
+            <w:proofErr w:type="spellStart"/>
+            <w:r>
+              <w:t>Specflow</w:t>
+            </w:r>
+            <w:proofErr w:type="spellEnd"/>
+            <w:r>
+              <w:t xml:space="preserve"> / </w:t>
+            </w:r>
+            <w:proofErr w:type="spellStart"/>
+            <w:r>
+              <w:t>Reqnroll</w:t>
+            </w:r>
+            <w:proofErr w:type="spellEnd"/>
+            <w:r>
+              <w:t xml:space="preserve"> (BDD)</w:t>
             </w:r>
           </w:p>
           <w:p>
@@ -453,8 +472,13 @@
               <w:pStyle w:val="Listepuces"/>
             </w:pPr>
             <w:r>
-              <w:t>Migration d'applications legacy</w:t>
-            </w:r>
+              <w:t xml:space="preserve">Migration d'applications </w:t>
+            </w:r>
+            <w:proofErr w:type="spellStart"/>
+            <w:r>
+              <w:t>legacy</w:t>
+            </w:r>
+            <w:proofErr w:type="spellEnd"/>
           </w:p>
           <w:p>
             <w:pPr>
@@ -494,19 +518,29 @@
               <w:pStyle w:val="Listepuces"/>
             </w:pPr>
             <w:r>
-              <w:t>Extraction et matching de documents</w:t>
+              <w:t xml:space="preserve">Extraction et </w:t>
+            </w:r>
+            <w:proofErr w:type="spellStart"/>
+            <w:r>
+              <w:t>matching</w:t>
+            </w:r>
+            <w:proofErr w:type="spellEnd"/>
+            <w:r>
+              <w:t xml:space="preserve"> de documents</w:t>
             </w:r>
           </w:p>
           <w:p>
             <w:pPr>
               <w:pStyle w:val="Listepuces"/>
             </w:pPr>
+            <w:proofErr w:type="spellStart"/>
             <w:r>
               <w:t>MCP</w:t>
             </w:r>
             <w:r>
               <w:t>s</w:t>
             </w:r>
+            <w:proofErr w:type="spellEnd"/>
           </w:p>
           <w:p>
             <w:pPr>
@@ -1019,14 +1053,30 @@
             <w:pPr>
               <w:pStyle w:val="Listepuces"/>
             </w:pPr>
+            <w:proofErr w:type="spellStart"/>
             <w:r>
               <w:rPr>
                 <w:b/>
               </w:rPr>
-              <w:t xml:space="preserve">Core ERP &amp; e-commerce — </w:t>
-            </w:r>
-            <w:r>
-              <w:t>développement du module d'achats intégré et de l'interconnexion e-commerce par flux cXML.</w:t>
+              <w:t>Core</w:t>
+            </w:r>
+            <w:proofErr w:type="spellEnd"/>
+            <w:r>
+              <w:rPr>
+                <w:b/>
+              </w:rPr>
+              <w:t xml:space="preserve"> ERP &amp; e-commerce — </w:t>
+            </w:r>
+            <w:r>
+              <w:t xml:space="preserve">développement du module d'achats intégré et de l'interconnexion e-commerce par flux </w:t>
+            </w:r>
+            <w:proofErr w:type="spellStart"/>
+            <w:r>
+              <w:t>cXML</w:t>
+            </w:r>
+            <w:proofErr w:type="spellEnd"/>
+            <w:r>
+              <w:t>.</w:t>
             </w:r>
           </w:p>
           <w:p>
@@ -1040,7 +1090,15 @@
               <w:t xml:space="preserve">Architecture — </w:t>
             </w:r>
             <w:r>
-              <w:t xml:space="preserve">client lourd adossé à un serveur, chaîne CI/CD GitLab, outillage interne de pilotage local </w:t>
+              <w:t xml:space="preserve">client lourd adossé à un serveur, chaîne CI/CD </w:t>
+            </w:r>
+            <w:proofErr w:type="spellStart"/>
+            <w:r>
+              <w:t>GitLab</w:t>
+            </w:r>
+            <w:proofErr w:type="spellEnd"/>
+            <w:r>
+              <w:t xml:space="preserve">, outillage interne de pilotage local </w:t>
             </w:r>
             <w:r>
               <w:t xml:space="preserve">de </w:t>
@@ -1066,7 +1124,23 @@
               <w:t xml:space="preserve">Qualité — </w:t>
             </w:r>
             <w:r>
-              <w:t>tests automatisés BDD (Specflow / Reqnroll), indexation des règles métier, revue de code systématique.</w:t>
+              <w:t>tests automatisés BDD (</w:t>
+            </w:r>
+            <w:proofErr w:type="spellStart"/>
+            <w:r>
+              <w:t>Specflow</w:t>
+            </w:r>
+            <w:proofErr w:type="spellEnd"/>
+            <w:r>
+              <w:t xml:space="preserve"> / </w:t>
+            </w:r>
+            <w:proofErr w:type="spellStart"/>
+            <w:r>
+              <w:t>Reqnroll</w:t>
+            </w:r>
+            <w:proofErr w:type="spellEnd"/>
+            <w:r>
+              <w:t>), indexation des règles métier, revue de code systématique.</w:t>
             </w:r>
           </w:p>
           <w:p>
@@ -1080,7 +1154,15 @@
               <w:t xml:space="preserve">Intégration IA — </w:t>
             </w:r>
             <w:r>
-              <w:t>automatisation des demandes d'achat et du traitement des factures, extraction intelligente, matching.</w:t>
+              <w:t xml:space="preserve">automatisation des demandes d'achat et du traitement des factures, extraction intelligente, </w:t>
+            </w:r>
+            <w:proofErr w:type="spellStart"/>
+            <w:r>
+              <w:t>matching</w:t>
+            </w:r>
+            <w:proofErr w:type="spellEnd"/>
+            <w:r>
+              <w:t>.</w:t>
             </w:r>
           </w:p>
           <w:p>
@@ -1094,7 +1176,31 @@
               <w:t xml:space="preserve">IA &amp; outillage technique — </w:t>
             </w:r>
             <w:r>
-              <w:t>développement assisté par IA, revue de code augmentée, écosystème de MCPs (indexation de codebase, GitLab / Redmine), AI Buildathons.</w:t>
+              <w:t xml:space="preserve">développement assisté par IA, revue de code augmentée, écosystème de </w:t>
+            </w:r>
+            <w:proofErr w:type="spellStart"/>
+            <w:r>
+              <w:t>MCPs</w:t>
+            </w:r>
+            <w:proofErr w:type="spellEnd"/>
+            <w:r>
+              <w:t xml:space="preserve"> (indexation de codebase, </w:t>
+            </w:r>
+            <w:proofErr w:type="spellStart"/>
+            <w:r>
+              <w:t>GitLab</w:t>
+            </w:r>
+            <w:proofErr w:type="spellEnd"/>
+            <w:r>
+              <w:t xml:space="preserve"> / Redmine), AI </w:t>
+            </w:r>
+            <w:proofErr w:type="spellStart"/>
+            <w:r>
+              <w:t>Buildathons</w:t>
+            </w:r>
+            <w:proofErr w:type="spellEnd"/>
+            <w:r>
+              <w:t>.</w:t>
             </w:r>
           </w:p>
           <w:p>
@@ -1172,12 +1278,21 @@
               <w:keepNext/>
               <w:spacing w:after="60"/>
             </w:pPr>
+            <w:proofErr w:type="spellStart"/>
             <w:r>
               <w:rPr>
                 <w:b/>
                 <w:sz w:val="19"/>
               </w:rPr>
-              <w:t>Akkodis (ex-Akka Technologies) – mission Schneider Electric, Grenoble</w:t>
+              <w:t>Akkodis</w:t>
+            </w:r>
+            <w:proofErr w:type="spellEnd"/>
+            <w:r>
+              <w:rPr>
+                <w:b/>
+                <w:sz w:val="19"/>
+              </w:rPr>
+              <w:t xml:space="preserve"> (ex-Akka Technologies) – mission Schneider Electric, Grenoble</w:t>
             </w:r>
           </w:p>
           <w:p>
@@ -1258,6 +1373,7 @@
               <w:keepNext/>
               <w:spacing w:after="60"/>
             </w:pPr>
+            <w:proofErr w:type="spellStart"/>
             <w:r>
               <w:rPr>
                 <w:b/>
@@ -1265,6 +1381,7 @@
               </w:rPr>
               <w:t>SIMaP</w:t>
             </w:r>
+            <w:proofErr w:type="spellEnd"/>
             <w:r>
               <w:rPr>
                 <w:b/>
@@ -1297,11 +1414,19 @@
             <w:pPr>
               <w:pStyle w:val="Listepuces"/>
             </w:pPr>
+            <w:proofErr w:type="spellStart"/>
             <w:r>
               <w:rPr>
                 <w:b/>
               </w:rPr>
-              <w:t xml:space="preserve">ModeLitz — </w:t>
+              <w:t>ModeLitz</w:t>
+            </w:r>
+            <w:proofErr w:type="spellEnd"/>
+            <w:r>
+              <w:rPr>
+                <w:b/>
+              </w:rPr>
+              <w:t xml:space="preserve"> — </w:t>
             </w:r>
             <w:r>
               <w:t>conception et implémentation d'un solveur HPC parallèle par méthode intégrale, déposé auprès de l'Agence pour la protection des programmes</w:t>
@@ -1372,11 +1497,19 @@
               <w:t xml:space="preserve">Thèse en texte intégral sur HAL : </w:t>
             </w:r>
             <w:hyperlink r:id="rId12" w:history="1">
+              <w:proofErr w:type="spellStart"/>
               <w:r>
                 <w:rPr>
                   <w:rStyle w:val="Lienhypertexte"/>
                 </w:rPr>
-                <w:t>theses.hal.science/tel-01104637v1</w:t>
+                <w:t>theses.hal.science</w:t>
+              </w:r>
+              <w:proofErr w:type="spellEnd"/>
+              <w:r>
+                <w:rPr>
+                  <w:rStyle w:val="Lienhypertexte"/>
+                </w:rPr>
+                <w:t>/tel-01104637v1</w:t>
               </w:r>
             </w:hyperlink>
             <w:r>
@@ -1388,15 +1521,56 @@
               <w:pStyle w:val="Listepuces"/>
             </w:pPr>
             <w:r>
-              <w:t xml:space="preserve">3-D Multistrands Inductor Modeling: Influence of Complex Geometrical Arrangements — </w:t>
+              <w:t xml:space="preserve">3-D </w:t>
+            </w:r>
+            <w:proofErr w:type="spellStart"/>
+            <w:r>
+              <w:t>Multistrands</w:t>
+            </w:r>
+            <w:proofErr w:type="spellEnd"/>
+            <w:r>
+              <w:t xml:space="preserve"> </w:t>
+            </w:r>
+            <w:proofErr w:type="spellStart"/>
+            <w:r>
+              <w:t>Inductor</w:t>
+            </w:r>
+            <w:proofErr w:type="spellEnd"/>
+            <w:r>
+              <w:t xml:space="preserve"> Modeling: Influence of </w:t>
+            </w:r>
+            <w:proofErr w:type="spellStart"/>
+            <w:r>
+              <w:t>Complex</w:t>
+            </w:r>
+            <w:proofErr w:type="spellEnd"/>
+            <w:r>
+              <w:t xml:space="preserve"> </w:t>
+            </w:r>
+            <w:proofErr w:type="spellStart"/>
+            <w:r>
+              <w:t>Geometrical</w:t>
+            </w:r>
+            <w:proofErr w:type="spellEnd"/>
+            <w:r>
+              <w:t xml:space="preserve"> Arrangements — </w:t>
             </w:r>
             <w:r>
               <w:rPr>
                 <w:b/>
                 <w:bCs/>
               </w:rPr>
-              <w:t>IEEE Transactions on Magnetics</w:t>
-            </w:r>
+              <w:t xml:space="preserve">IEEE Transactions on </w:t>
+            </w:r>
+            <w:proofErr w:type="spellStart"/>
+            <w:r>
+              <w:rPr>
+                <w:b/>
+                <w:bCs/>
+              </w:rPr>
+              <w:t>Magnetics</w:t>
+            </w:r>
+            <w:proofErr w:type="spellEnd"/>
             <w:r>
               <w:t>, 50(2), février 2014 (DOI 10.1109/TMAG.2013.2282502).</w:t>
             </w:r>
@@ -1413,7 +1587,21 @@
                 <w:lang w:val="en-US"/>
               </w:rPr>
               <w:lastRenderedPageBreak/>
-              <w:t xml:space="preserve">3D Integral Method for Electromagnetic Processes Modelling — colloque scientifique </w:t>
+              <w:t xml:space="preserve">3D Integral Method for Electromagnetic Processes Modelling — colloque </w:t>
+            </w:r>
+            <w:proofErr w:type="spellStart"/>
+            <w:r>
+              <w:rPr>
+                <w:lang w:val="en-US"/>
+              </w:rPr>
+              <w:t>scientifique</w:t>
+            </w:r>
+            <w:proofErr w:type="spellEnd"/>
+            <w:r>
+              <w:rPr>
+                <w:lang w:val="en-US"/>
+              </w:rPr>
+              <w:t xml:space="preserve"> </w:t>
             </w:r>
             <w:r>
               <w:rPr>
@@ -1435,7 +1623,21 @@
               <w:rPr>
                 <w:lang w:val="en-US"/>
               </w:rPr>
-              <w:t>, septembre 2014.</w:t>
+              <w:t xml:space="preserve">, </w:t>
+            </w:r>
+            <w:proofErr w:type="spellStart"/>
+            <w:r>
+              <w:rPr>
+                <w:lang w:val="en-US"/>
+              </w:rPr>
+              <w:t>septembre</w:t>
+            </w:r>
+            <w:proofErr w:type="spellEnd"/>
+            <w:r>
+              <w:rPr>
+                <w:lang w:val="en-US"/>
+              </w:rPr>
+              <w:t xml:space="preserve"> 2014.</w:t>
             </w:r>
           </w:p>
           <w:p>
@@ -1505,11 +1707,16 @@
             <w:r>
               <w:t xml:space="preserve">interface </w:t>
             </w:r>
+            <w:proofErr w:type="spellStart"/>
             <w:r>
               <w:t>Bla</w:t>
             </w:r>
             <w:r>
-              <w:t xml:space="preserve">zor partagée entre </w:t>
+              <w:t>zor</w:t>
+            </w:r>
+            <w:proofErr w:type="spellEnd"/>
+            <w:r>
+              <w:t xml:space="preserve"> partagée entre </w:t>
             </w:r>
             <w:r>
               <w:t>application mobile et site web</w:t>
@@ -1537,7 +1744,23 @@
               <w:t>Stack technique : .</w:t>
             </w:r>
             <w:r>
-              <w:t>NET 10, MAUI, Blazor Hybrid, PostgreSQL, Docker.</w:t>
+              <w:t xml:space="preserve">NET 10, MAUI, </w:t>
+            </w:r>
+            <w:proofErr w:type="spellStart"/>
+            <w:r>
+              <w:t>Blazor</w:t>
+            </w:r>
+            <w:proofErr w:type="spellEnd"/>
+            <w:r>
+              <w:t xml:space="preserve"> </w:t>
+            </w:r>
+            <w:proofErr w:type="spellStart"/>
+            <w:r>
+              <w:t>Hybrid</w:t>
+            </w:r>
+            <w:proofErr w:type="spellEnd"/>
+            <w:r>
+              <w:t>, PostgreSQL, Docker.</w:t>
             </w:r>
           </w:p>
           <w:p>
@@ -1570,13 +1793,7 @@
             </w:r>
             <w:r>
               <w:br/>
-              <w:t>Stack technique :</w:t>
-            </w:r>
-            <w:r>
-              <w:t xml:space="preserve"> </w:t>
-            </w:r>
-            <w:r>
-              <w:t>Flutter, Godot</w:t>
+              <w:t>Stack technique : Flutter, Godot</w:t>
             </w:r>
           </w:p>
         </w:tc>

--- a/doc/CV_Raphael_Scapolan_v2.docx
+++ b/doc/CV_Raphael_Scapolan_v2.docx
@@ -248,10 +248,10 @@
               <w:rPr>
                 <w:b/>
               </w:rPr>
-              <w:t xml:space="preserve">Adresse : </w:t>
-            </w:r>
-            <w:r>
-              <w:t>2 avenue des Abattoirs, 27400 Louviers</w:t>
+              <w:t>Adresse :</w:t>
+            </w:r>
+            <w:r>
+              <w:t xml:space="preserve"> 27400 Louviers</w:t>
             </w:r>
           </w:p>
           <w:p>
@@ -296,33 +296,20 @@
               <w:spacing w:after="60"/>
               <w:rPr>
                 <w:b/>
-                <w:lang w:val="fi-FI"/>
               </w:rPr>
             </w:pPr>
             <w:hyperlink r:id="rId10" w:history="1">
-              <w:proofErr w:type="spellStart"/>
               <w:r>
                 <w:rPr>
                   <w:rStyle w:val="Lienhypertexte"/>
                   <w:b/>
-                  <w:lang w:val="fi-FI"/>
                 </w:rPr>
-                <w:t>Mon</w:t>
-              </w:r>
-              <w:proofErr w:type="spellEnd"/>
-              <w:r>
-                <w:rPr>
-                  <w:rStyle w:val="Lienhypertexte"/>
-                  <w:b/>
-                  <w:lang w:val="fi-FI"/>
-                </w:rPr>
-                <w:t xml:space="preserve"> L</w:t>
+                <w:t>Mon L</w:t>
               </w:r>
               <w:r>
                 <w:rPr>
                   <w:rStyle w:val="Lienhypertexte"/>
                   <w:b/>
-                  <w:lang w:val="fi-FI"/>
                 </w:rPr>
                 <w:t>inkedIn</w:t>
               </w:r>
